--- a/Nhiem_vu_2.docx
+++ b/Nhiem_vu_2.docx
@@ -9,8 +9,8 @@
         <w:ind w:left="-284" w:firstLine="568"/>
         <w:jc w:val="both"/>
         <w:rPr>
-          <w:sz w:val="40"/>
-          <w:szCs w:val="40"/>
+          <w:sz w:val="36"/>
+          <w:szCs w:val="36"/>
         </w:rPr>
       </w:pPr>
       <w:r>
@@ -18,8 +18,8 @@
           <w:b/>
           <w:bCs/>
           <w:color w:val="000000"/>
-          <w:sz w:val="40"/>
-          <w:szCs w:val="40"/>
+          <w:sz w:val="36"/>
+          <w:szCs w:val="36"/>
         </w:rPr>
         <w:t xml:space="preserve">Phần 2: Giải quyết </w:t>
       </w:r>
@@ -28,8 +28,8 @@
           <w:b/>
           <w:bCs/>
           <w:color w:val="000000"/>
-          <w:sz w:val="40"/>
-          <w:szCs w:val="40"/>
+          <w:sz w:val="36"/>
+          <w:szCs w:val="36"/>
         </w:rPr>
         <w:t>s</w:t>
       </w:r>
@@ -38,8 +38,8 @@
           <w:b/>
           <w:bCs/>
           <w:color w:val="000000"/>
-          <w:sz w:val="40"/>
-          <w:szCs w:val="40"/>
+          <w:sz w:val="36"/>
+          <w:szCs w:val="36"/>
         </w:rPr>
         <w:t xml:space="preserve">ự cố </w:t>
       </w:r>
@@ -48,8 +48,8 @@
           <w:b/>
           <w:bCs/>
           <w:color w:val="000000"/>
-          <w:sz w:val="40"/>
-          <w:szCs w:val="40"/>
+          <w:sz w:val="36"/>
+          <w:szCs w:val="36"/>
         </w:rPr>
         <w:t>k</w:t>
       </w:r>
@@ -58,8 +58,8 @@
           <w:b/>
           <w:bCs/>
           <w:color w:val="000000"/>
-          <w:sz w:val="40"/>
-          <w:szCs w:val="40"/>
+          <w:sz w:val="36"/>
+          <w:szCs w:val="36"/>
         </w:rPr>
         <w:t xml:space="preserve">ỹ thuật </w:t>
       </w:r>
@@ -68,8 +68,8 @@
           <w:b/>
           <w:bCs/>
           <w:color w:val="000000"/>
-          <w:sz w:val="40"/>
-          <w:szCs w:val="40"/>
+          <w:sz w:val="36"/>
+          <w:szCs w:val="36"/>
         </w:rPr>
         <w:t>đ</w:t>
       </w:r>
@@ -78,16 +78,16 @@
           <w:b/>
           <w:bCs/>
           <w:color w:val="000000"/>
-          <w:sz w:val="40"/>
-          <w:szCs w:val="40"/>
+          <w:sz w:val="36"/>
+          <w:szCs w:val="36"/>
         </w:rPr>
         <w:t>ơn giản với AI (45 phút)</w:t>
       </w:r>
       <w:r>
         <w:rPr>
           <w:color w:val="000000"/>
-          <w:sz w:val="40"/>
-          <w:szCs w:val="40"/>
+          <w:sz w:val="36"/>
+          <w:szCs w:val="36"/>
         </w:rPr>
         <w:br/>
       </w:r>
@@ -96,8 +96,8 @@
           <w:b/>
           <w:bCs/>
           <w:color w:val="000000"/>
-          <w:sz w:val="40"/>
-          <w:szCs w:val="40"/>
+          <w:sz w:val="36"/>
+          <w:szCs w:val="36"/>
         </w:rPr>
         <w:t xml:space="preserve">      </w:t>
       </w:r>
@@ -106,16 +106,16 @@
           <w:b/>
           <w:bCs/>
           <w:color w:val="000000"/>
-          <w:sz w:val="40"/>
-          <w:szCs w:val="40"/>
+          <w:sz w:val="36"/>
+          <w:szCs w:val="36"/>
         </w:rPr>
         <w:t>Mục tiêu</w:t>
       </w:r>
       <w:r>
         <w:rPr>
           <w:color w:val="000000"/>
-          <w:sz w:val="40"/>
-          <w:szCs w:val="40"/>
+          <w:sz w:val="36"/>
+          <w:szCs w:val="36"/>
         </w:rPr>
         <w:t>: Áp dụng AI để xử lý sự cố kỹ thuật cơ bản (CLO11).</w:t>
       </w:r>
@@ -130,8 +130,8 @@
           <w:b/>
           <w:bCs/>
           <w:color w:val="000000"/>
-          <w:sz w:val="40"/>
-          <w:szCs w:val="40"/>
+          <w:sz w:val="36"/>
+          <w:szCs w:val="36"/>
         </w:rPr>
       </w:pPr>
       <w:r>
@@ -139,8 +139,8 @@
           <w:b/>
           <w:bCs/>
           <w:color w:val="000000"/>
-          <w:sz w:val="40"/>
-          <w:szCs w:val="40"/>
+          <w:sz w:val="36"/>
+          <w:szCs w:val="36"/>
         </w:rPr>
         <w:t>Nhiệm vụ 2.1: Xử lý sự cố kết nối Wi-Fi</w:t>
       </w:r>
@@ -159,17 +159,17 @@
         <w:rPr>
           <w:rFonts w:ascii="Times New Roman" w:eastAsia="Times New Roman" w:hAnsi="Times New Roman" w:cs="Times New Roman"/>
           <w:kern w:val="0"/>
-          <w:sz w:val="40"/>
-          <w:szCs w:val="40"/>
-          <w14:ligatures w14:val="none"/>
-        </w:rPr>
-      </w:pPr>
-      <w:r>
-        <w:rPr>
-          <w:rFonts w:ascii="Times New Roman" w:eastAsia="Times New Roman" w:hAnsi="Times New Roman" w:cs="Times New Roman"/>
-          <w:kern w:val="0"/>
-          <w:sz w:val="40"/>
-          <w:szCs w:val="40"/>
+          <w:sz w:val="36"/>
+          <w:szCs w:val="36"/>
+          <w14:ligatures w14:val="none"/>
+        </w:rPr>
+      </w:pPr>
+      <w:r>
+        <w:rPr>
+          <w:rFonts w:ascii="Times New Roman" w:eastAsia="Times New Roman" w:hAnsi="Times New Roman" w:cs="Times New Roman"/>
+          <w:kern w:val="0"/>
+          <w:sz w:val="36"/>
+          <w:szCs w:val="36"/>
           <w14:ligatures w14:val="none"/>
         </w:rPr>
         <w:t>Kiểm tra nhanh &amp; Khắc phục đơn giản</w:t>
@@ -183,17 +183,17 @@
         <w:rPr>
           <w:rFonts w:ascii="Times New Roman" w:eastAsia="Times New Roman" w:hAnsi="Times New Roman" w:cs="Times New Roman"/>
           <w:kern w:val="0"/>
-          <w:sz w:val="40"/>
-          <w:szCs w:val="40"/>
-          <w14:ligatures w14:val="none"/>
-        </w:rPr>
-      </w:pPr>
-      <w:r>
-        <w:rPr>
-          <w:rFonts w:ascii="Times New Roman" w:eastAsia="Times New Roman" w:hAnsi="Times New Roman" w:cs="Times New Roman"/>
-          <w:kern w:val="0"/>
-          <w:sz w:val="40"/>
-          <w:szCs w:val="40"/>
+          <w:sz w:val="36"/>
+          <w:szCs w:val="36"/>
+          <w14:ligatures w14:val="none"/>
+        </w:rPr>
+      </w:pPr>
+      <w:r>
+        <w:rPr>
+          <w:rFonts w:ascii="Times New Roman" w:eastAsia="Times New Roman" w:hAnsi="Times New Roman" w:cs="Times New Roman"/>
+          <w:kern w:val="0"/>
+          <w:sz w:val="36"/>
+          <w:szCs w:val="36"/>
           <w14:ligatures w14:val="none"/>
         </w:rPr>
         <w:t>Trước khi can thiệp sâu vào hệ thống, bạn nên thử các bước cơ bản sau:</w:t>
@@ -207,17 +207,17 @@
         <w:rPr>
           <w:rFonts w:ascii="Times New Roman" w:eastAsia="Times New Roman" w:hAnsi="Times New Roman" w:cs="Times New Roman"/>
           <w:kern w:val="0"/>
-          <w:sz w:val="40"/>
-          <w:szCs w:val="40"/>
-          <w14:ligatures w14:val="none"/>
-        </w:rPr>
-      </w:pPr>
-      <w:r>
-        <w:rPr>
-          <w:rFonts w:ascii="Times New Roman" w:eastAsia="Times New Roman" w:hAnsi="Times New Roman" w:cs="Times New Roman"/>
-          <w:kern w:val="0"/>
-          <w:sz w:val="40"/>
-          <w:szCs w:val="40"/>
+          <w:sz w:val="36"/>
+          <w:szCs w:val="36"/>
+          <w14:ligatures w14:val="none"/>
+        </w:rPr>
+      </w:pPr>
+      <w:r>
+        <w:rPr>
+          <w:rFonts w:ascii="Times New Roman" w:eastAsia="Times New Roman" w:hAnsi="Times New Roman" w:cs="Times New Roman"/>
+          <w:kern w:val="0"/>
+          <w:sz w:val="36"/>
+          <w:szCs w:val="36"/>
           <w14:ligatures w14:val="none"/>
         </w:rPr>
         <w:t xml:space="preserve">+ </w:t>
@@ -226,8 +226,8 @@
         <w:rPr>
           <w:rFonts w:ascii="Times New Roman" w:eastAsia="Times New Roman" w:hAnsi="Times New Roman" w:cs="Times New Roman"/>
           <w:kern w:val="0"/>
-          <w:sz w:val="40"/>
-          <w:szCs w:val="40"/>
+          <w:sz w:val="36"/>
+          <w:szCs w:val="36"/>
           <w14:ligatures w14:val="none"/>
         </w:rPr>
         <w:t>Tắt/Bật lại Wi-Fi: Mở Action Center (tổ hợp phím Windows + A) &gt; Tắt biểu tượng Wi-Fi, đợi 5 giây rồi bật lại.</w:t>
@@ -241,17 +241,17 @@
         <w:rPr>
           <w:rFonts w:ascii="Times New Roman" w:eastAsia="Times New Roman" w:hAnsi="Times New Roman" w:cs="Times New Roman"/>
           <w:kern w:val="0"/>
-          <w:sz w:val="40"/>
-          <w:szCs w:val="40"/>
-          <w14:ligatures w14:val="none"/>
-        </w:rPr>
-      </w:pPr>
-      <w:r>
-        <w:rPr>
-          <w:rFonts w:ascii="Times New Roman" w:eastAsia="Times New Roman" w:hAnsi="Times New Roman" w:cs="Times New Roman"/>
-          <w:kern w:val="0"/>
-          <w:sz w:val="40"/>
-          <w:szCs w:val="40"/>
+          <w:sz w:val="36"/>
+          <w:szCs w:val="36"/>
+          <w14:ligatures w14:val="none"/>
+        </w:rPr>
+      </w:pPr>
+      <w:r>
+        <w:rPr>
+          <w:rFonts w:ascii="Times New Roman" w:eastAsia="Times New Roman" w:hAnsi="Times New Roman" w:cs="Times New Roman"/>
+          <w:kern w:val="0"/>
+          <w:sz w:val="36"/>
+          <w:szCs w:val="36"/>
           <w14:ligatures w14:val="none"/>
         </w:rPr>
         <w:t xml:space="preserve">+ </w:t>
@@ -260,8 +260,8 @@
         <w:rPr>
           <w:rFonts w:ascii="Times New Roman" w:eastAsia="Times New Roman" w:hAnsi="Times New Roman" w:cs="Times New Roman"/>
           <w:kern w:val="0"/>
-          <w:sz w:val="40"/>
-          <w:szCs w:val="40"/>
+          <w:sz w:val="36"/>
+          <w:szCs w:val="36"/>
           <w14:ligatures w14:val="none"/>
         </w:rPr>
         <w:t>Bật/Tắt Chế độ máy bay (Airplane Mode): Bật Chế độ máy bay khoảng 10 giây rồi tắt đi để làm mới tất cả kết nối không dây.</w:t>
@@ -275,17 +275,17 @@
         <w:rPr>
           <w:rFonts w:ascii="Times New Roman" w:eastAsia="Times New Roman" w:hAnsi="Times New Roman" w:cs="Times New Roman"/>
           <w:kern w:val="0"/>
-          <w:sz w:val="40"/>
-          <w:szCs w:val="40"/>
-          <w14:ligatures w14:val="none"/>
-        </w:rPr>
-      </w:pPr>
-      <w:r>
-        <w:rPr>
-          <w:rFonts w:ascii="Times New Roman" w:eastAsia="Times New Roman" w:hAnsi="Times New Roman" w:cs="Times New Roman"/>
-          <w:kern w:val="0"/>
-          <w:sz w:val="40"/>
-          <w:szCs w:val="40"/>
+          <w:sz w:val="36"/>
+          <w:szCs w:val="36"/>
+          <w14:ligatures w14:val="none"/>
+        </w:rPr>
+      </w:pPr>
+      <w:r>
+        <w:rPr>
+          <w:rFonts w:ascii="Times New Roman" w:eastAsia="Times New Roman" w:hAnsi="Times New Roman" w:cs="Times New Roman"/>
+          <w:kern w:val="0"/>
+          <w:sz w:val="36"/>
+          <w:szCs w:val="36"/>
           <w14:ligatures w14:val="none"/>
         </w:rPr>
         <w:t xml:space="preserve">+ </w:t>
@@ -294,8 +294,8 @@
         <w:rPr>
           <w:rFonts w:ascii="Times New Roman" w:eastAsia="Times New Roman" w:hAnsi="Times New Roman" w:cs="Times New Roman"/>
           <w:kern w:val="0"/>
-          <w:sz w:val="40"/>
-          <w:szCs w:val="40"/>
+          <w:sz w:val="36"/>
+          <w:szCs w:val="36"/>
           <w14:ligatures w14:val="none"/>
         </w:rPr>
         <w:t>Quên mạng Wi-Fi (Forget Network): Vào Settings &gt; Network &amp; Internet &gt; Wi-Fi &gt; Manage known networks &gt; Chọn tên Wi-Fi đang lỗi &gt; Nhấn Forget. Sau đó tiến hành kết nối lại và nhập mật khẩu.</w:t>
@@ -309,28 +309,27 @@
         <w:rPr>
           <w:rFonts w:ascii="Times New Roman" w:eastAsia="Times New Roman" w:hAnsi="Times New Roman" w:cs="Times New Roman"/>
           <w:kern w:val="0"/>
-          <w:sz w:val="40"/>
-          <w:szCs w:val="40"/>
-          <w14:ligatures w14:val="none"/>
-        </w:rPr>
-      </w:pPr>
-      <w:r>
-        <w:rPr>
-          <w:rFonts w:ascii="Times New Roman" w:eastAsia="Times New Roman" w:hAnsi="Times New Roman" w:cs="Times New Roman"/>
-          <w:kern w:val="0"/>
-          <w:sz w:val="40"/>
-          <w:szCs w:val="40"/>
-          <w14:ligatures w14:val="none"/>
-        </w:rPr>
-        <w:lastRenderedPageBreak/>
+          <w:sz w:val="36"/>
+          <w:szCs w:val="36"/>
+          <w14:ligatures w14:val="none"/>
+        </w:rPr>
+      </w:pPr>
+      <w:r>
+        <w:rPr>
+          <w:rFonts w:ascii="Times New Roman" w:eastAsia="Times New Roman" w:hAnsi="Times New Roman" w:cs="Times New Roman"/>
+          <w:kern w:val="0"/>
+          <w:sz w:val="36"/>
+          <w:szCs w:val="36"/>
+          <w14:ligatures w14:val="none"/>
+        </w:rPr>
         <w:t xml:space="preserve">+ </w:t>
       </w:r>
       <w:r>
         <w:rPr>
           <w:rFonts w:ascii="Times New Roman" w:eastAsia="Times New Roman" w:hAnsi="Times New Roman" w:cs="Times New Roman"/>
           <w:kern w:val="0"/>
-          <w:sz w:val="40"/>
-          <w:szCs w:val="40"/>
+          <w:sz w:val="36"/>
+          <w:szCs w:val="36"/>
           <w14:ligatures w14:val="none"/>
         </w:rPr>
         <w:t>Khởi động lại Router/Modem Wi-Fi: Rút nguồn điện của Router Wi-Fi, chờ khoảng 30 giây rồi cắm lại.</w:t>
@@ -344,27 +343,28 @@
         <w:rPr>
           <w:rFonts w:ascii="Times New Roman" w:eastAsia="Times New Roman" w:hAnsi="Times New Roman" w:cs="Times New Roman"/>
           <w:kern w:val="0"/>
-          <w:sz w:val="40"/>
-          <w:szCs w:val="40"/>
-          <w14:ligatures w14:val="none"/>
-        </w:rPr>
-      </w:pPr>
-      <w:r>
-        <w:rPr>
-          <w:rFonts w:ascii="Times New Roman" w:eastAsia="Times New Roman" w:hAnsi="Times New Roman" w:cs="Times New Roman"/>
-          <w:kern w:val="0"/>
-          <w:sz w:val="40"/>
-          <w:szCs w:val="40"/>
-          <w14:ligatures w14:val="none"/>
-        </w:rPr>
+          <w:sz w:val="36"/>
+          <w:szCs w:val="36"/>
+          <w14:ligatures w14:val="none"/>
+        </w:rPr>
+      </w:pPr>
+      <w:r>
+        <w:rPr>
+          <w:rFonts w:ascii="Times New Roman" w:eastAsia="Times New Roman" w:hAnsi="Times New Roman" w:cs="Times New Roman"/>
+          <w:kern w:val="0"/>
+          <w:sz w:val="36"/>
+          <w:szCs w:val="36"/>
+          <w14:ligatures w14:val="none"/>
+        </w:rPr>
+        <w:lastRenderedPageBreak/>
         <w:t xml:space="preserve">+ </w:t>
       </w:r>
       <w:r>
         <w:rPr>
           <w:rFonts w:ascii="Times New Roman" w:eastAsia="Times New Roman" w:hAnsi="Times New Roman" w:cs="Times New Roman"/>
           <w:kern w:val="0"/>
-          <w:sz w:val="40"/>
-          <w:szCs w:val="40"/>
+          <w:sz w:val="36"/>
+          <w:szCs w:val="36"/>
           <w14:ligatures w14:val="none"/>
         </w:rPr>
         <w:t>Khởi động lại máy tính: Giúp xóa các xung đột phần mềm tạm thời trên Windows.</w:t>
@@ -384,17 +384,17 @@
         <w:rPr>
           <w:rFonts w:ascii="Times New Roman" w:eastAsia="Times New Roman" w:hAnsi="Times New Roman" w:cs="Times New Roman"/>
           <w:kern w:val="0"/>
-          <w:sz w:val="40"/>
-          <w:szCs w:val="40"/>
-          <w14:ligatures w14:val="none"/>
-        </w:rPr>
-      </w:pPr>
-      <w:r>
-        <w:rPr>
-          <w:rFonts w:ascii="Times New Roman" w:eastAsia="Times New Roman" w:hAnsi="Times New Roman" w:cs="Times New Roman"/>
-          <w:kern w:val="0"/>
-          <w:sz w:val="40"/>
-          <w:szCs w:val="40"/>
+          <w:sz w:val="36"/>
+          <w:szCs w:val="36"/>
+          <w14:ligatures w14:val="none"/>
+        </w:rPr>
+      </w:pPr>
+      <w:r>
+        <w:rPr>
+          <w:rFonts w:ascii="Times New Roman" w:eastAsia="Times New Roman" w:hAnsi="Times New Roman" w:cs="Times New Roman"/>
+          <w:kern w:val="0"/>
+          <w:sz w:val="36"/>
+          <w:szCs w:val="36"/>
           <w14:ligatures w14:val="none"/>
         </w:rPr>
         <w:t>S</w:t>
@@ -403,8 +403,8 @@
         <w:rPr>
           <w:rFonts w:ascii="Times New Roman" w:eastAsia="Times New Roman" w:hAnsi="Times New Roman" w:cs="Times New Roman"/>
           <w:kern w:val="0"/>
-          <w:sz w:val="40"/>
-          <w:szCs w:val="40"/>
+          <w:sz w:val="36"/>
+          <w:szCs w:val="36"/>
           <w14:ligatures w14:val="none"/>
         </w:rPr>
         <w:t>ửa lỗi chuyên sâu trên Windows 10</w:t>
@@ -413,8 +413,8 @@
         <w:rPr>
           <w:rFonts w:ascii="Times New Roman" w:eastAsia="Times New Roman" w:hAnsi="Times New Roman" w:cs="Times New Roman"/>
           <w:kern w:val="0"/>
-          <w:sz w:val="40"/>
-          <w:szCs w:val="40"/>
+          <w:sz w:val="36"/>
+          <w:szCs w:val="36"/>
           <w14:ligatures w14:val="none"/>
         </w:rPr>
         <w:t xml:space="preserve">: </w:t>
@@ -423,8 +423,8 @@
         <w:rPr>
           <w:rFonts w:ascii="Times New Roman" w:eastAsia="Times New Roman" w:hAnsi="Times New Roman" w:cs="Times New Roman"/>
           <w:kern w:val="0"/>
-          <w:sz w:val="40"/>
-          <w:szCs w:val="40"/>
+          <w:sz w:val="36"/>
+          <w:szCs w:val="36"/>
           <w14:ligatures w14:val="none"/>
         </w:rPr>
         <w:t>Làm mới IP và Flush DNS bằng Command Prompt:Khắc phục lỗi IP/DNS.</w:t>
@@ -438,17 +438,17 @@
         <w:rPr>
           <w:rFonts w:ascii="Times New Roman" w:eastAsia="Times New Roman" w:hAnsi="Times New Roman" w:cs="Times New Roman"/>
           <w:kern w:val="0"/>
-          <w:sz w:val="40"/>
-          <w:szCs w:val="40"/>
-          <w14:ligatures w14:val="none"/>
-        </w:rPr>
-      </w:pPr>
-      <w:r>
-        <w:rPr>
-          <w:rFonts w:ascii="Times New Roman" w:eastAsia="Times New Roman" w:hAnsi="Times New Roman" w:cs="Times New Roman"/>
-          <w:kern w:val="0"/>
-          <w:sz w:val="40"/>
-          <w:szCs w:val="40"/>
+          <w:sz w:val="36"/>
+          <w:szCs w:val="36"/>
+          <w14:ligatures w14:val="none"/>
+        </w:rPr>
+      </w:pPr>
+      <w:r>
+        <w:rPr>
+          <w:rFonts w:ascii="Times New Roman" w:eastAsia="Times New Roman" w:hAnsi="Times New Roman" w:cs="Times New Roman"/>
+          <w:kern w:val="0"/>
+          <w:sz w:val="36"/>
+          <w:szCs w:val="36"/>
           <w14:ligatures w14:val="none"/>
         </w:rPr>
         <w:t xml:space="preserve">+ </w:t>
@@ -457,8 +457,8 @@
         <w:rPr>
           <w:rFonts w:ascii="Times New Roman" w:eastAsia="Times New Roman" w:hAnsi="Times New Roman" w:cs="Times New Roman"/>
           <w:kern w:val="0"/>
-          <w:sz w:val="40"/>
-          <w:szCs w:val="40"/>
+          <w:sz w:val="36"/>
+          <w:szCs w:val="36"/>
           <w14:ligatures w14:val="none"/>
         </w:rPr>
         <w:t>Vào Windows và gõ Command Prom</w:t>
@@ -467,8 +467,8 @@
         <w:rPr>
           <w:rFonts w:ascii="Times New Roman" w:eastAsia="Times New Roman" w:hAnsi="Times New Roman" w:cs="Times New Roman"/>
           <w:kern w:val="0"/>
-          <w:sz w:val="40"/>
-          <w:szCs w:val="40"/>
+          <w:sz w:val="36"/>
+          <w:szCs w:val="36"/>
           <w14:ligatures w14:val="none"/>
         </w:rPr>
         <w:t>p</w:t>
@@ -477,8 +477,8 @@
         <w:rPr>
           <w:rFonts w:ascii="Times New Roman" w:eastAsia="Times New Roman" w:hAnsi="Times New Roman" w:cs="Times New Roman"/>
           <w:kern w:val="0"/>
-          <w:sz w:val="40"/>
-          <w:szCs w:val="40"/>
+          <w:sz w:val="36"/>
+          <w:szCs w:val="36"/>
           <w14:ligatures w14:val="none"/>
         </w:rPr>
         <w:t xml:space="preserve">t. </w:t>
@@ -487,8 +487,8 @@
         <w:rPr>
           <w:rFonts w:ascii="Times New Roman" w:hAnsi="Times New Roman" w:cs="Times New Roman"/>
           <w:color w:val="000000"/>
-          <w:sz w:val="40"/>
-          <w:szCs w:val="40"/>
+          <w:sz w:val="36"/>
+          <w:szCs w:val="36"/>
         </w:rPr>
         <w:t>Chạy lệnh “ipconfig /release” và “ipconfig /renew”.</w:t>
       </w:r>
@@ -496,8 +496,8 @@
         <w:rPr>
           <w:rFonts w:ascii="Times New Roman" w:eastAsia="Times New Roman" w:hAnsi="Times New Roman" w:cs="Times New Roman"/>
           <w:kern w:val="0"/>
-          <w:sz w:val="40"/>
-          <w:szCs w:val="40"/>
+          <w:sz w:val="36"/>
+          <w:szCs w:val="36"/>
           <w14:ligatures w14:val="none"/>
         </w:rPr>
         <w:t xml:space="preserve"> </w:t>
@@ -506,8 +506,8 @@
         <w:rPr>
           <w:rFonts w:ascii="Times New Roman" w:eastAsia="Times New Roman" w:hAnsi="Times New Roman" w:cs="Times New Roman"/>
           <w:kern w:val="0"/>
-          <w:sz w:val="40"/>
-          <w:szCs w:val="40"/>
+          <w:sz w:val="36"/>
+          <w:szCs w:val="36"/>
           <w14:ligatures w14:val="none"/>
         </w:rPr>
         <w:t>Lần lượt nhập các dòng lệnh (nhấn Enter sau mỗi dòng)</w:t>
@@ -516,8 +516,8 @@
         <w:rPr>
           <w:rFonts w:ascii="Times New Roman" w:eastAsia="Times New Roman" w:hAnsi="Times New Roman" w:cs="Times New Roman"/>
           <w:kern w:val="0"/>
-          <w:sz w:val="40"/>
-          <w:szCs w:val="40"/>
+          <w:sz w:val="36"/>
+          <w:szCs w:val="36"/>
           <w14:ligatures w14:val="none"/>
         </w:rPr>
         <w:t>.</w:t>
@@ -531,17 +531,17 @@
         <w:rPr>
           <w:rFonts w:ascii="Times New Roman" w:eastAsia="Times New Roman" w:hAnsi="Times New Roman" w:cs="Times New Roman"/>
           <w:kern w:val="0"/>
-          <w:sz w:val="40"/>
-          <w:szCs w:val="40"/>
-          <w14:ligatures w14:val="none"/>
-        </w:rPr>
-      </w:pPr>
-      <w:r>
-        <w:rPr>
-          <w:rFonts w:ascii="Times New Roman" w:eastAsia="Times New Roman" w:hAnsi="Times New Roman" w:cs="Times New Roman"/>
-          <w:kern w:val="0"/>
-          <w:sz w:val="40"/>
-          <w:szCs w:val="40"/>
+          <w:sz w:val="36"/>
+          <w:szCs w:val="36"/>
+          <w14:ligatures w14:val="none"/>
+        </w:rPr>
+      </w:pPr>
+      <w:r>
+        <w:rPr>
+          <w:rFonts w:ascii="Times New Roman" w:eastAsia="Times New Roman" w:hAnsi="Times New Roman" w:cs="Times New Roman"/>
+          <w:kern w:val="0"/>
+          <w:sz w:val="36"/>
+          <w:szCs w:val="36"/>
           <w14:ligatures w14:val="none"/>
         </w:rPr>
         <w:t xml:space="preserve">+ </w:t>
@@ -550,21 +550,11 @@
         <w:rPr>
           <w:rFonts w:ascii="Times New Roman" w:eastAsia="Times New Roman" w:hAnsi="Times New Roman" w:cs="Times New Roman"/>
           <w:kern w:val="0"/>
-          <w:sz w:val="40"/>
-          <w:szCs w:val="40"/>
-          <w14:ligatures w14:val="none"/>
-        </w:rPr>
-        <w:t>Kiểm tra:</w:t>
-      </w:r>
-      <w:r>
-        <w:rPr>
-          <w:rFonts w:ascii="Times New Roman" w:eastAsia="Times New Roman" w:hAnsi="Times New Roman" w:cs="Times New Roman"/>
-          <w:kern w:val="0"/>
-          <w:sz w:val="40"/>
-          <w:szCs w:val="40"/>
-          <w14:ligatures w14:val="none"/>
-        </w:rPr>
-        <w:t xml:space="preserve"> Khởi động lại máy tính và mở trình duyệt web để thử truy cập mạng.</w:t>
+          <w:sz w:val="36"/>
+          <w:szCs w:val="36"/>
+          <w14:ligatures w14:val="none"/>
+        </w:rPr>
+        <w:t>Kiểm tra: Khởi động lại máy tính và mở trình duyệt web để thử truy cập mạng.</w:t>
       </w:r>
     </w:p>
     <w:p>
@@ -575,8 +565,8 @@
         <w:rPr>
           <w:rFonts w:ascii="Times New Roman" w:eastAsia="Times New Roman" w:hAnsi="Times New Roman" w:cs="Times New Roman"/>
           <w:kern w:val="0"/>
-          <w:sz w:val="40"/>
-          <w:szCs w:val="40"/>
+          <w:sz w:val="36"/>
+          <w:szCs w:val="36"/>
           <w14:ligatures w14:val="none"/>
         </w:rPr>
       </w:pPr>
@@ -586,8 +576,8 @@
           <w:i/>
           <w:iCs/>
           <w:kern w:val="0"/>
-          <w:sz w:val="40"/>
-          <w:szCs w:val="40"/>
+          <w:sz w:val="36"/>
+          <w:szCs w:val="36"/>
           <w14:ligatures w14:val="none"/>
         </w:rPr>
         <w:t>Kết quả</w:t>
@@ -596,8 +586,8 @@
         <w:rPr>
           <w:rFonts w:ascii="Times New Roman" w:eastAsia="Times New Roman" w:hAnsi="Times New Roman" w:cs="Times New Roman"/>
           <w:kern w:val="0"/>
-          <w:sz w:val="40"/>
-          <w:szCs w:val="40"/>
+          <w:sz w:val="36"/>
+          <w:szCs w:val="36"/>
           <w14:ligatures w14:val="none"/>
         </w:rPr>
         <w:t>: Thành công</w:t>
@@ -611,8 +601,8 @@
         <w:rPr>
           <w:rFonts w:ascii="Times New Roman" w:eastAsia="Times New Roman" w:hAnsi="Times New Roman" w:cs="Times New Roman"/>
           <w:kern w:val="0"/>
-          <w:sz w:val="40"/>
-          <w:szCs w:val="40"/>
+          <w:sz w:val="36"/>
+          <w:szCs w:val="36"/>
           <w14:ligatures w14:val="none"/>
         </w:rPr>
       </w:pPr>
@@ -621,8 +611,8 @@
           <w:rFonts w:ascii="Times New Roman" w:eastAsia="Times New Roman" w:hAnsi="Times New Roman" w:cs="Times New Roman"/>
           <w:noProof/>
           <w:kern w:val="0"/>
-          <w:sz w:val="40"/>
-          <w:szCs w:val="40"/>
+          <w:sz w:val="36"/>
+          <w:szCs w:val="36"/>
         </w:rPr>
         <w:lastRenderedPageBreak/>
         <w:drawing>
@@ -676,8 +666,8 @@
         <w:rPr>
           <w:rFonts w:ascii="Times New Roman" w:eastAsia="Times New Roman" w:hAnsi="Times New Roman" w:cs="Times New Roman"/>
           <w:kern w:val="0"/>
-          <w:sz w:val="40"/>
-          <w:szCs w:val="40"/>
+          <w:sz w:val="36"/>
+          <w:szCs w:val="36"/>
           <w14:ligatures w14:val="none"/>
         </w:rPr>
       </w:pPr>
@@ -686,8 +676,8 @@
           <w:rFonts w:ascii="Times New Roman" w:eastAsia="Times New Roman" w:hAnsi="Times New Roman" w:cs="Times New Roman"/>
           <w:noProof/>
           <w:kern w:val="0"/>
-          <w:sz w:val="40"/>
-          <w:szCs w:val="40"/>
+          <w:sz w:val="36"/>
+          <w:szCs w:val="36"/>
         </w:rPr>
         <w:lastRenderedPageBreak/>
         <w:drawing>
@@ -742,8 +732,8 @@
           <w:b/>
           <w:bCs/>
           <w:color w:val="000000"/>
-          <w:sz w:val="40"/>
-          <w:szCs w:val="40"/>
+          <w:sz w:val="36"/>
+          <w:szCs w:val="36"/>
         </w:rPr>
       </w:pPr>
     </w:p>
@@ -756,8 +746,8 @@
           <w:b/>
           <w:bCs/>
           <w:color w:val="000000"/>
-          <w:sz w:val="40"/>
-          <w:szCs w:val="40"/>
+          <w:sz w:val="36"/>
+          <w:szCs w:val="36"/>
         </w:rPr>
       </w:pPr>
     </w:p>
@@ -770,8 +760,8 @@
           <w:b/>
           <w:bCs/>
           <w:color w:val="000000"/>
-          <w:sz w:val="40"/>
-          <w:szCs w:val="40"/>
+          <w:sz w:val="36"/>
+          <w:szCs w:val="36"/>
         </w:rPr>
       </w:pPr>
     </w:p>
@@ -784,8 +774,8 @@
           <w:b/>
           <w:bCs/>
           <w:color w:val="000000"/>
-          <w:sz w:val="40"/>
-          <w:szCs w:val="40"/>
+          <w:sz w:val="36"/>
+          <w:szCs w:val="36"/>
         </w:rPr>
       </w:pPr>
     </w:p>
@@ -799,8 +789,8 @@
           <w:b/>
           <w:bCs/>
           <w:color w:val="000000"/>
-          <w:sz w:val="40"/>
-          <w:szCs w:val="40"/>
+          <w:sz w:val="36"/>
+          <w:szCs w:val="36"/>
         </w:rPr>
       </w:pPr>
       <w:r>
@@ -808,8 +798,8 @@
           <w:b/>
           <w:bCs/>
           <w:color w:val="000000"/>
-          <w:sz w:val="40"/>
-          <w:szCs w:val="40"/>
+          <w:sz w:val="36"/>
+          <w:szCs w:val="36"/>
         </w:rPr>
         <w:t>Nhiệm vụ 2.2: Xử lý lỗi phần mềm cơ bản</w:t>
       </w:r>
@@ -824,8 +814,8 @@
           <w:rFonts w:ascii="Times New Roman" w:eastAsia="Times New Roman" w:hAnsi="Times New Roman" w:cs="Times New Roman"/>
           <w:color w:val="000000"/>
           <w:kern w:val="0"/>
-          <w:sz w:val="40"/>
-          <w:szCs w:val="40"/>
+          <w:sz w:val="36"/>
+          <w:szCs w:val="36"/>
           <w14:ligatures w14:val="none"/>
         </w:rPr>
       </w:pPr>
@@ -834,8 +824,8 @@
           <w:rFonts w:ascii="Times New Roman" w:eastAsia="Times New Roman" w:hAnsi="Times New Roman" w:cs="Times New Roman"/>
           <w:color w:val="000000"/>
           <w:kern w:val="0"/>
-          <w:sz w:val="40"/>
-          <w:szCs w:val="40"/>
+          <w:sz w:val="36"/>
+          <w:szCs w:val="36"/>
           <w14:ligatures w14:val="none"/>
         </w:rPr>
         <w:t>1. Mô Tả Lỗi</w:t>
@@ -846,23 +836,16 @@
         <w:pStyle w:val="NormalWeb"/>
         <w:ind w:left="-142" w:firstLine="426"/>
         <w:rPr>
-          <w:sz w:val="40"/>
-          <w:szCs w:val="40"/>
-        </w:rPr>
-      </w:pPr>
-      <w:r>
-        <w:rPr>
-          <w:sz w:val="40"/>
-          <w:szCs w:val="40"/>
-        </w:rPr>
-        <w:t>Sau khi xác nhận mở, giao diện Notepad++ bị đơ, con trỏ chuột chuyển sang trạng thái chờ, thanh tiêu đề ứng dụng hiển thị chữ "(Not Responding)" và văng ứng dụng (crash).</w:t>
-      </w:r>
-      <w:r>
-        <w:rPr>
-          <w:sz w:val="40"/>
-          <w:szCs w:val="40"/>
-        </w:rPr>
-        <w:t xml:space="preserve"> </w:t>
+          <w:sz w:val="36"/>
+          <w:szCs w:val="36"/>
+        </w:rPr>
+      </w:pPr>
+      <w:r>
+        <w:rPr>
+          <w:sz w:val="36"/>
+          <w:szCs w:val="36"/>
+        </w:rPr>
+        <w:t xml:space="preserve">Sau khi xác nhận mở, giao diện Notepad++ bị đơ, con trỏ chuột chuyển sang trạng thái chờ, thanh tiêu đề ứng dụng hiển thị chữ "(Not Responding)" và văng ứng dụng (crash). </w:t>
       </w:r>
     </w:p>
     <w:p>
@@ -873,17 +856,17 @@
         <w:rPr>
           <w:rFonts w:ascii="Times New Roman" w:eastAsia="Times New Roman" w:hAnsi="Times New Roman" w:cs="Times New Roman"/>
           <w:kern w:val="0"/>
-          <w:sz w:val="40"/>
-          <w:szCs w:val="40"/>
-          <w14:ligatures w14:val="none"/>
-        </w:rPr>
-      </w:pPr>
-      <w:r>
-        <w:rPr>
-          <w:rFonts w:ascii="Times New Roman" w:eastAsia="Times New Roman" w:hAnsi="Times New Roman" w:cs="Times New Roman"/>
-          <w:kern w:val="0"/>
-          <w:sz w:val="40"/>
-          <w:szCs w:val="40"/>
+          <w:sz w:val="36"/>
+          <w:szCs w:val="36"/>
+          <w14:ligatures w14:val="none"/>
+        </w:rPr>
+      </w:pPr>
+      <w:r>
+        <w:rPr>
+          <w:rFonts w:ascii="Times New Roman" w:eastAsia="Times New Roman" w:hAnsi="Times New Roman" w:cs="Times New Roman"/>
+          <w:kern w:val="0"/>
+          <w:sz w:val="36"/>
+          <w:szCs w:val="36"/>
           <w14:ligatures w14:val="none"/>
         </w:rPr>
         <w:t xml:space="preserve">2. </w:t>
@@ -892,8 +875,8 @@
         <w:rPr>
           <w:rFonts w:ascii="Times New Roman" w:eastAsia="Times New Roman" w:hAnsi="Times New Roman" w:cs="Times New Roman"/>
           <w:kern w:val="0"/>
-          <w:sz w:val="40"/>
-          <w:szCs w:val="40"/>
+          <w:sz w:val="36"/>
+          <w:szCs w:val="36"/>
           <w14:ligatures w14:val="none"/>
         </w:rPr>
         <w:t>Giải pháp</w:t>
@@ -907,17 +890,17 @@
         <w:rPr>
           <w:rFonts w:ascii="Times New Roman" w:eastAsia="Times New Roman" w:hAnsi="Times New Roman" w:cs="Times New Roman"/>
           <w:kern w:val="0"/>
-          <w:sz w:val="40"/>
-          <w:szCs w:val="40"/>
-          <w14:ligatures w14:val="none"/>
-        </w:rPr>
-      </w:pPr>
-      <w:r>
-        <w:rPr>
-          <w:rFonts w:ascii="Times New Roman" w:eastAsia="Times New Roman" w:hAnsi="Times New Roman" w:cs="Times New Roman"/>
-          <w:kern w:val="0"/>
-          <w:sz w:val="40"/>
-          <w:szCs w:val="40"/>
+          <w:sz w:val="36"/>
+          <w:szCs w:val="36"/>
+          <w14:ligatures w14:val="none"/>
+        </w:rPr>
+      </w:pPr>
+      <w:r>
+        <w:rPr>
+          <w:rFonts w:ascii="Times New Roman" w:eastAsia="Times New Roman" w:hAnsi="Times New Roman" w:cs="Times New Roman"/>
+          <w:kern w:val="0"/>
+          <w:sz w:val="36"/>
+          <w:szCs w:val="36"/>
           <w14:ligatures w14:val="none"/>
         </w:rPr>
         <w:t xml:space="preserve">- </w:t>
@@ -926,8 +909,8 @@
         <w:rPr>
           <w:rFonts w:ascii="Times New Roman" w:eastAsia="Times New Roman" w:hAnsi="Times New Roman" w:cs="Times New Roman"/>
           <w:kern w:val="0"/>
-          <w:sz w:val="40"/>
-          <w:szCs w:val="40"/>
+          <w:sz w:val="36"/>
+          <w:szCs w:val="36"/>
           <w14:ligatures w14:val="none"/>
         </w:rPr>
         <w:t xml:space="preserve">Giải </w:t>
@@ -936,8 +919,8 @@
         <w:rPr>
           <w:rFonts w:ascii="Times New Roman" w:eastAsia="Times New Roman" w:hAnsi="Times New Roman" w:cs="Times New Roman"/>
           <w:kern w:val="0"/>
-          <w:sz w:val="40"/>
-          <w:szCs w:val="40"/>
+          <w:sz w:val="36"/>
+          <w:szCs w:val="36"/>
           <w14:ligatures w14:val="none"/>
         </w:rPr>
         <w:t>p</w:t>
@@ -946,8 +929,8 @@
         <w:rPr>
           <w:rFonts w:ascii="Times New Roman" w:eastAsia="Times New Roman" w:hAnsi="Times New Roman" w:cs="Times New Roman"/>
           <w:kern w:val="0"/>
-          <w:sz w:val="40"/>
-          <w:szCs w:val="40"/>
+          <w:sz w:val="36"/>
+          <w:szCs w:val="36"/>
           <w14:ligatures w14:val="none"/>
         </w:rPr>
         <w:t xml:space="preserve">háp AI </w:t>
@@ -956,8 +939,8 @@
         <w:rPr>
           <w:rFonts w:ascii="Times New Roman" w:eastAsia="Times New Roman" w:hAnsi="Times New Roman" w:cs="Times New Roman"/>
           <w:kern w:val="0"/>
-          <w:sz w:val="40"/>
-          <w:szCs w:val="40"/>
+          <w:sz w:val="36"/>
+          <w:szCs w:val="36"/>
           <w14:ligatures w14:val="none"/>
         </w:rPr>
         <w:t>đ</w:t>
@@ -966,8 +949,8 @@
         <w:rPr>
           <w:rFonts w:ascii="Times New Roman" w:eastAsia="Times New Roman" w:hAnsi="Times New Roman" w:cs="Times New Roman"/>
           <w:kern w:val="0"/>
-          <w:sz w:val="40"/>
-          <w:szCs w:val="40"/>
+          <w:sz w:val="36"/>
+          <w:szCs w:val="36"/>
           <w14:ligatures w14:val="none"/>
         </w:rPr>
         <w:t xml:space="preserve">ề </w:t>
@@ -976,8 +959,8 @@
         <w:rPr>
           <w:rFonts w:ascii="Times New Roman" w:eastAsia="Times New Roman" w:hAnsi="Times New Roman" w:cs="Times New Roman"/>
           <w:kern w:val="0"/>
-          <w:sz w:val="40"/>
-          <w:szCs w:val="40"/>
+          <w:sz w:val="36"/>
+          <w:szCs w:val="36"/>
           <w14:ligatures w14:val="none"/>
         </w:rPr>
         <w:t>x</w:t>
@@ -986,8 +969,8 @@
         <w:rPr>
           <w:rFonts w:ascii="Times New Roman" w:eastAsia="Times New Roman" w:hAnsi="Times New Roman" w:cs="Times New Roman"/>
           <w:kern w:val="0"/>
-          <w:sz w:val="40"/>
-          <w:szCs w:val="40"/>
+          <w:sz w:val="36"/>
+          <w:szCs w:val="36"/>
           <w14:ligatures w14:val="none"/>
         </w:rPr>
         <w:t>uất</w:t>
@@ -996,8 +979,8 @@
         <w:rPr>
           <w:rFonts w:ascii="Times New Roman" w:eastAsia="Times New Roman" w:hAnsi="Times New Roman" w:cs="Times New Roman"/>
           <w:kern w:val="0"/>
-          <w:sz w:val="40"/>
-          <w:szCs w:val="40"/>
+          <w:sz w:val="36"/>
+          <w:szCs w:val="36"/>
           <w14:ligatures w14:val="none"/>
         </w:rPr>
         <w:t xml:space="preserve"> </w:t>
@@ -1006,8 +989,8 @@
         <w:rPr>
           <w:rFonts w:ascii="Times New Roman" w:eastAsia="Times New Roman" w:hAnsi="Times New Roman" w:cs="Times New Roman"/>
           <w:kern w:val="0"/>
-          <w:sz w:val="40"/>
-          <w:szCs w:val="40"/>
+          <w:sz w:val="36"/>
+          <w:szCs w:val="36"/>
           <w14:ligatures w14:val="none"/>
         </w:rPr>
         <w:t>AI: Chuyển sang trình soạn thảo code chuyên dụng</w:t>
@@ -1016,8 +999,8 @@
         <w:rPr>
           <w:rFonts w:ascii="Times New Roman" w:eastAsia="Times New Roman" w:hAnsi="Times New Roman" w:cs="Times New Roman"/>
           <w:kern w:val="0"/>
-          <w:sz w:val="40"/>
-          <w:szCs w:val="40"/>
+          <w:sz w:val="36"/>
+          <w:szCs w:val="36"/>
           <w14:ligatures w14:val="none"/>
         </w:rPr>
         <w:t>,</w:t>
@@ -1026,8 +1009,8 @@
         <w:rPr>
           <w:rFonts w:ascii="Times New Roman" w:eastAsia="Times New Roman" w:hAnsi="Times New Roman" w:cs="Times New Roman"/>
           <w:kern w:val="0"/>
-          <w:sz w:val="40"/>
-          <w:szCs w:val="40"/>
+          <w:sz w:val="36"/>
+          <w:szCs w:val="36"/>
           <w14:ligatures w14:val="none"/>
         </w:rPr>
         <w:t xml:space="preserve"> </w:t>
@@ -1036,8 +1019,8 @@
         <w:rPr>
           <w:rFonts w:ascii="Times New Roman" w:eastAsia="Times New Roman" w:hAnsi="Times New Roman" w:cs="Times New Roman"/>
           <w:kern w:val="0"/>
-          <w:sz w:val="40"/>
-          <w:szCs w:val="40"/>
+          <w:sz w:val="36"/>
+          <w:szCs w:val="36"/>
           <w14:ligatures w14:val="none"/>
         </w:rPr>
         <w:t>s</w:t>
@@ -1046,8 +1029,8 @@
         <w:rPr>
           <w:rFonts w:ascii="Times New Roman" w:eastAsia="Times New Roman" w:hAnsi="Times New Roman" w:cs="Times New Roman"/>
           <w:kern w:val="0"/>
-          <w:sz w:val="40"/>
-          <w:szCs w:val="40"/>
+          <w:sz w:val="36"/>
+          <w:szCs w:val="36"/>
           <w14:ligatures w14:val="none"/>
         </w:rPr>
         <w:t xml:space="preserve">ử dụng các trình soạn thảo được thiết kế để xử lý tốt các dự án và tệp lớn, chẳng hạn như VS Code (Visual Studio Code). Mở VS Code nhấn ctrl </w:t>
@@ -1056,8 +1039,8 @@
         <w:rPr>
           <w:rFonts w:ascii="Times New Roman" w:eastAsia="Times New Roman" w:hAnsi="Times New Roman" w:cs="Times New Roman"/>
           <w:kern w:val="0"/>
-          <w:sz w:val="40"/>
-          <w:szCs w:val="40"/>
+          <w:sz w:val="36"/>
+          <w:szCs w:val="36"/>
           <w14:ligatures w14:val="none"/>
         </w:rPr>
         <w:t>O</w:t>
@@ -1066,8 +1049,8 @@
         <w:rPr>
           <w:rFonts w:ascii="Times New Roman" w:eastAsia="Times New Roman" w:hAnsi="Times New Roman" w:cs="Times New Roman"/>
           <w:kern w:val="0"/>
-          <w:sz w:val="40"/>
-          <w:szCs w:val="40"/>
+          <w:sz w:val="36"/>
+          <w:szCs w:val="36"/>
           <w14:ligatures w14:val="none"/>
         </w:rPr>
         <w:t>, sau đó chọn tệp cần mở</w:t>
@@ -1076,8 +1059,8 @@
         <w:rPr>
           <w:rFonts w:ascii="Times New Roman" w:eastAsia="Times New Roman" w:hAnsi="Times New Roman" w:cs="Times New Roman"/>
           <w:kern w:val="0"/>
-          <w:sz w:val="40"/>
-          <w:szCs w:val="40"/>
+          <w:sz w:val="36"/>
+          <w:szCs w:val="36"/>
           <w14:ligatures w14:val="none"/>
         </w:rPr>
         <w:t>.</w:t>
@@ -1091,8 +1074,8 @@
         <w:rPr>
           <w:rFonts w:ascii="Times New Roman" w:eastAsia="Times New Roman" w:hAnsi="Times New Roman" w:cs="Times New Roman"/>
           <w:kern w:val="0"/>
-          <w:sz w:val="40"/>
-          <w:szCs w:val="40"/>
+          <w:sz w:val="36"/>
+          <w:szCs w:val="36"/>
           <w14:ligatures w14:val="none"/>
         </w:rPr>
       </w:pPr>
@@ -1101,8 +1084,8 @@
           <w:rFonts w:ascii="Times New Roman" w:eastAsia="Times New Roman" w:hAnsi="Times New Roman" w:cs="Times New Roman"/>
           <w:noProof/>
           <w:kern w:val="0"/>
-          <w:sz w:val="40"/>
-          <w:szCs w:val="40"/>
+          <w:sz w:val="36"/>
+          <w:szCs w:val="36"/>
           <w14:ligatures w14:val="none"/>
         </w:rPr>
         <w:lastRenderedPageBreak/>
@@ -1158,38 +1141,38 @@
         <w:pStyle w:val="NormalWeb"/>
         <w:ind w:left="-142" w:firstLine="426"/>
         <w:rPr>
-          <w:sz w:val="40"/>
-          <w:szCs w:val="40"/>
+          <w:sz w:val="36"/>
+          <w:szCs w:val="36"/>
         </w:rPr>
       </w:pPr>
       <w:r>
         <w:rPr>
           <w:i/>
           <w:iCs/>
-          <w:sz w:val="40"/>
-          <w:szCs w:val="40"/>
+          <w:sz w:val="36"/>
+          <w:szCs w:val="36"/>
         </w:rPr>
         <w:lastRenderedPageBreak/>
         <w:t>Kết quả:</w:t>
       </w:r>
       <w:r>
         <w:rPr>
-          <w:sz w:val="40"/>
-          <w:szCs w:val="40"/>
+          <w:sz w:val="36"/>
+          <w:szCs w:val="36"/>
         </w:rPr>
         <w:t xml:space="preserve"> </w:t>
       </w:r>
       <w:r>
         <w:rPr>
-          <w:sz w:val="40"/>
-          <w:szCs w:val="40"/>
+          <w:sz w:val="36"/>
+          <w:szCs w:val="36"/>
         </w:rPr>
         <w:t>Thành công</w:t>
       </w:r>
       <w:r>
         <w:rPr>
-          <w:sz w:val="40"/>
-          <w:szCs w:val="40"/>
+          <w:sz w:val="36"/>
+          <w:szCs w:val="36"/>
         </w:rPr>
         <w:t>.</w:t>
       </w:r>
@@ -1202,8 +1185,8 @@
         <w:rPr>
           <w:rFonts w:ascii="Times New Roman" w:eastAsia="Times New Roman" w:hAnsi="Times New Roman" w:cs="Times New Roman"/>
           <w:kern w:val="0"/>
-          <w:sz w:val="40"/>
-          <w:szCs w:val="40"/>
+          <w:sz w:val="36"/>
+          <w:szCs w:val="36"/>
           <w14:ligatures w14:val="none"/>
         </w:rPr>
       </w:pPr>
@@ -1215,10 +1198,18 @@
           <w:bCs w:val="0"/>
           <w:i/>
           <w:iCs/>
-          <w:sz w:val="40"/>
-          <w:szCs w:val="40"/>
+          <w:sz w:val="36"/>
+          <w:szCs w:val="36"/>
         </w:rPr>
         <w:t>Đánh giá:</w:t>
+      </w:r>
+      <w:r>
+        <w:rPr>
+          <w:rFonts w:ascii="Times New Roman" w:hAnsi="Times New Roman" w:cs="Times New Roman"/>
+          <w:sz w:val="36"/>
+          <w:szCs w:val="36"/>
+        </w:rPr>
+        <w:t xml:space="preserve"> Visual Studio Code có khả năng tối ưu bộ nhớ khi xử lý các tệp có dung lượng lớn nhờ cơ chế đọc và xử lý dữ liệu theo từng phần (chunking/lazy loading). Khi mở tệp lớn, VS Code không tải toàn bộ nội dung vào RAM cùng lúc mà xử lý từng phần khi cần. Nhờ đó, mức sử dụng bộ nhớ được kiểm soát tốt hơn, hạn chế tình trạng tràn bộ nhớ và giúp quá trình duyệt, thao tác trên</w:t>
       </w:r>
       <w:r>
         <w:rPr>
@@ -1226,7 +1217,15 @@
           <w:sz w:val="40"/>
           <w:szCs w:val="40"/>
         </w:rPr>
-        <w:t xml:space="preserve"> Visual Studio Code có khả năng tối ưu bộ nhớ khi xử lý các tệp có dung lượng lớn nhờ cơ chế đọc và xử lý dữ liệu theo từng phần (chunking/lazy loading). Khi mở tệp lớn, VS Code không tải toàn bộ nội dung vào RAM cùng lúc mà xử lý từng phần khi cần. Nhờ đó, mức sử dụng bộ nhớ được kiểm soát tốt hơn, hạn chế tình trạng tràn bộ nhớ và giúp quá trình duyệt, thao tác trên tệp diễn ra ổn định, giảm hiện tượng giật, lag hoặc treo ứng dụng.</w:t>
+        <w:t xml:space="preserve"> </w:t>
+      </w:r>
+      <w:r>
+        <w:rPr>
+          <w:rFonts w:ascii="Times New Roman" w:hAnsi="Times New Roman" w:cs="Times New Roman"/>
+          <w:sz w:val="36"/>
+          <w:szCs w:val="36"/>
+        </w:rPr>
+        <w:t>tệp diễn ra ổn định, giảm hiện tượng giật, lag hoặc treo ứng dụng.</w:t>
       </w:r>
     </w:p>
     <w:sectPr>
@@ -3803,6 +3802,7 @@
   <w:style w:type="character" w:default="1" w:styleId="DefaultParagraphFont">
     <w:name w:val="Default Paragraph Font"/>
     <w:uiPriority w:val="1"/>
+    <w:semiHidden/>
     <w:unhideWhenUsed/>
   </w:style>
   <w:style w:type="table" w:default="1" w:styleId="TableNormal">
